--- a/src/OpenXmlHtml.Tests/WordHeaderFooterTests.SimpleFooter.Net.verified.docx
+++ b/src/OpenXmlHtml.Tests/WordHeaderFooterTests.SimpleFooter.Net.verified.docx
@@ -8,9 +8,9 @@
       </w:r>
     </w:p>
     <w:sectPr>
+      <w:footerReference xmlns:r="http://schemas.openxmlformats.org/officeDocument/2006/relationships" w:type="default" r:id="DeterministicId1"/>
       <w:pgSz w:w="11906" w:h="16838"/>
       <w:pgMar w:top="1440" w:right="1440" w:bottom="1440" w:left="1440" w:header="720" w:footer="720" w:gutter="0"/>
-      <w:footerReference xmlns:r="http://schemas.openxmlformats.org/officeDocument/2006/relationships" w:type="default" r:id="DeterministicId1"/>
     </w:sectPr>
   </w:body>
 </w:document>
